--- a/docs/architecture/adr/ADR-008-hash-chained-audit.docx
+++ b/docs/architecture/adr/ADR-008-hash-chained-audit.docx
@@ -60,50 +60,213 @@
         </w:p>
       </w:sdtContent>
     </w:sdt>
-    <w:p>
-      <w:pPr>
-        <w:numPr>
-          <w:ilvl w:val="0"/>
-          <w:numId w:val="1001"/>
-        </w:numPr>
-        <w:pStyle w:val="Compact"/>
-      </w:pPr>
-      <w:r>
-        <w:rPr>
-          <w:bCs/>
-          <w:b/>
-        </w:rPr>
-        <w:t xml:space="preserve">Status:</w:t>
-      </w:r>
-      <w:r>
-        <w:t xml:space="preserve"> </w:t>
-      </w:r>
-      <w:r>
-        <w:t xml:space="preserve">Accepted</w:t>
-      </w:r>
-    </w:p>
-    <w:p>
-      <w:pPr>
-        <w:numPr>
-          <w:ilvl w:val="0"/>
-          <w:numId w:val="1001"/>
-        </w:numPr>
-        <w:pStyle w:val="Compact"/>
-      </w:pPr>
-      <w:r>
-        <w:rPr>
-          <w:bCs/>
-          <w:b/>
-        </w:rPr>
-        <w:t xml:space="preserve">Date:</w:t>
-      </w:r>
-      <w:r>
-        <w:t xml:space="preserve"> </w:t>
-      </w:r>
-      <w:r>
-        <w:t xml:space="preserve">2026-10-07</w:t>
-      </w:r>
-    </w:p>
+    <w:tbl>
+      <w:tblPr>
+        <w:tblStyle w:val="Table"/>
+        <w:tblW w:type="pct" w:w="5000"/>
+        <w:tblLook w:firstRow="1" w:lastRow="0" w:firstColumn="0" w:lastColumn="0" w:noHBand="0" w:noVBand="0" w:val="0020"/>
+        <w:jc w:val="start"/>
+      </w:tblPr>
+      <w:tblGrid>
+        <w:gridCol w:w="1584"/>
+        <w:gridCol w:w="1584"/>
+        <w:gridCol w:w="1584"/>
+        <w:gridCol w:w="1584"/>
+        <w:gridCol w:w="1584"/>
+      </w:tblGrid>
+      <w:tr>
+        <w:trPr>
+          <w:tblHeader w:val="true"/>
+          <w:tblHeader w:val="true"/>
+        </w:trPr>
+        <w:tc>
+          <w:tcPr>
+            <w:shd w:val="clear" w:color="auto" w:fill="213368"/>
+          </w:tcPr>
+          <w:p>
+            <w:pPr>
+              <w:pStyle w:val="Compact"/>
+              <w:spacing w:before="20" w:after="20"/>
+              <w:jc w:val="left"/>
+            </w:pPr>
+            <w:r>
+              <w:rPr>
+                <w:b/>
+                <w:color w:val="FFFFFF"/>
+                <w:sz w:val="17"/>
+              </w:rPr>
+              <w:t xml:space="preserve">Document</w:t>
+            </w:r>
+          </w:p>
+        </w:tc>
+        <w:tc>
+          <w:tcPr>
+            <w:shd w:val="clear" w:color="auto" w:fill="213368"/>
+          </w:tcPr>
+          <w:p>
+            <w:pPr>
+              <w:pStyle w:val="Compact"/>
+              <w:spacing w:before="20" w:after="20"/>
+              <w:jc w:val="left"/>
+            </w:pPr>
+            <w:r>
+              <w:rPr>
+                <w:b/>
+                <w:color w:val="FFFFFF"/>
+                <w:sz w:val="17"/>
+              </w:rPr>
+              <w:t xml:space="preserve">Version</w:t>
+            </w:r>
+          </w:p>
+        </w:tc>
+        <w:tc>
+          <w:tcPr>
+            <w:shd w:val="clear" w:color="auto" w:fill="213368"/>
+          </w:tcPr>
+          <w:p>
+            <w:pPr>
+              <w:pStyle w:val="Compact"/>
+              <w:spacing w:before="20" w:after="20"/>
+              <w:jc w:val="left"/>
+            </w:pPr>
+            <w:r>
+              <w:rPr>
+                <w:b/>
+                <w:color w:val="FFFFFF"/>
+                <w:sz w:val="17"/>
+              </w:rPr>
+              <w:t xml:space="preserve">Date</w:t>
+            </w:r>
+          </w:p>
+        </w:tc>
+        <w:tc>
+          <w:tcPr>
+            <w:shd w:val="clear" w:color="auto" w:fill="213368"/>
+          </w:tcPr>
+          <w:p>
+            <w:pPr>
+              <w:pStyle w:val="Compact"/>
+              <w:spacing w:before="20" w:after="20"/>
+              <w:jc w:val="left"/>
+            </w:pPr>
+            <w:r>
+              <w:rPr>
+                <w:b/>
+                <w:color w:val="FFFFFF"/>
+                <w:sz w:val="17"/>
+              </w:rPr>
+              <w:t xml:space="preserve">Owner</w:t>
+            </w:r>
+          </w:p>
+        </w:tc>
+        <w:tc>
+          <w:tcPr>
+            <w:shd w:val="clear" w:color="auto" w:fill="213368"/>
+          </w:tcPr>
+          <w:p>
+            <w:pPr>
+              <w:pStyle w:val="Compact"/>
+              <w:spacing w:before="20" w:after="20"/>
+              <w:jc w:val="left"/>
+            </w:pPr>
+            <w:r>
+              <w:rPr>
+                <w:b/>
+                <w:color w:val="FFFFFF"/>
+                <w:sz w:val="17"/>
+              </w:rPr>
+              <w:t xml:space="preserve">Status</w:t>
+            </w:r>
+          </w:p>
+        </w:tc>
+      </w:tr>
+      <w:tr>
+        <w:tc>
+          <w:tcPr>
+            <w:noWrap/>
+          </w:tcPr>
+          <w:p>
+            <w:pPr>
+              <w:pStyle w:val="Compact"/>
+              <w:spacing w:before="20" w:after="20"/>
+              <w:jc w:val="left"/>
+            </w:pPr>
+            <w:r>
+              <w:rPr>
+                <w:sz w:val="17"/>
+              </w:rPr>
+              <w:t xml:space="preserve">ADR-008</w:t>
+            </w:r>
+          </w:p>
+        </w:tc>
+        <w:tc>
+          <w:tcPr>
+            <w:noWrap/>
+          </w:tcPr>
+          <w:p>
+            <w:pPr>
+              <w:pStyle w:val="Compact"/>
+              <w:spacing w:before="20" w:after="20"/>
+              <w:jc w:val="left"/>
+            </w:pPr>
+            <w:r>
+              <w:rPr>
+                <w:sz w:val="17"/>
+              </w:rPr>
+              <w:t xml:space="preserve">1.0</w:t>
+            </w:r>
+          </w:p>
+        </w:tc>
+        <w:tc>
+          <w:tcPr/>
+          <w:p>
+            <w:pPr>
+              <w:pStyle w:val="Compact"/>
+              <w:spacing w:before="20" w:after="20"/>
+              <w:jc w:val="left"/>
+            </w:pPr>
+            <w:r>
+              <w:rPr>
+                <w:sz w:val="17"/>
+              </w:rPr>
+              <w:t xml:space="preserve">07 October 2026</w:t>
+            </w:r>
+          </w:p>
+        </w:tc>
+        <w:tc>
+          <w:tcPr/>
+          <w:p>
+            <w:pPr>
+              <w:pStyle w:val="Compact"/>
+              <w:spacing w:before="20" w:after="20"/>
+              <w:jc w:val="left"/>
+            </w:pPr>
+            <w:r>
+              <w:rPr>
+                <w:sz w:val="17"/>
+              </w:rPr>
+              <w:t xml:space="preserve">iorta TechNXT Architecture</w:t>
+            </w:r>
+          </w:p>
+        </w:tc>
+        <w:tc>
+          <w:tcPr/>
+          <w:p>
+            <w:pPr>
+              <w:pStyle w:val="Compact"/>
+              <w:spacing w:before="20" w:after="20"/>
+              <w:jc w:val="left"/>
+            </w:pPr>
+            <w:r>
+              <w:rPr>
+                <w:sz w:val="17"/>
+              </w:rPr>
+              <w:t xml:space="preserve">Accepted</w:t>
+            </w:r>
+          </w:p>
+        </w:tc>
+      </w:tr>
+    </w:tbl>
     <w:p>
       <w:pPr>
         <w:numPr>
@@ -141,9 +304,12 @@
           <w:rPr>
             <w:rStyle w:val="Hyperlink"/>
           </w:rPr>
-          <w:t xml:space="preserve">Security architecture §12</w:t>
+          <w:t xml:space="preserve">Security Architecture</w:t>
         </w:r>
       </w:hyperlink>
+      <w:r>
+        <w:t xml:space="preserve">, section 12</w:t>
+      </w:r>
     </w:p>
     <w:bookmarkStart w:id="22" w:name="context-and-problem-statement"/>
     <w:p>
@@ -665,6 +831,48 @@
       <w:r>
         <w:t xml:space="preserve">.</w:t>
       </w:r>
+      <w:r>
+        <w:t xml:space="preserve"> </w:t>
+      </w:r>
+      <w:r>
+        <w:rPr>
+          <w:rStyle w:val="VerbatimChar"/>
+        </w:rPr>
+        <w:t xml:space="preserve">002_integrity_hardening.sql</w:t>
+      </w:r>
+      <w:r>
+        <w:t xml:space="preserve"> </w:t>
+      </w:r>
+      <w:r>
+        <w:t xml:space="preserve">adds the statement-level trigger</w:t>
+      </w:r>
+      <w:r>
+        <w:t xml:space="preserve"> </w:t>
+      </w:r>
+      <w:r>
+        <w:rPr>
+          <w:rStyle w:val="VerbatimChar"/>
+        </w:rPr>
+        <w:t xml:space="preserve">trg_audit_log_no_truncate</w:t>
+      </w:r>
+      <w:r>
+        <w:t xml:space="preserve">, which raises on</w:t>
+      </w:r>
+      <w:r>
+        <w:t xml:space="preserve"> </w:t>
+      </w:r>
+      <w:r>
+        <w:rPr>
+          <w:rStyle w:val="VerbatimChar"/>
+        </w:rPr>
+        <w:t xml:space="preserve">TRUNCATE</w:t>
+      </w:r>
+      <w:r>
+        <w:t xml:space="preserve"> </w:t>
+      </w:r>
+      <w:r>
+        <w:t xml:space="preserve">(test databases can bypass it only with a per-session setting).</w:t>
+      </w:r>
     </w:p>
     <w:p>
       <w:pPr>
@@ -808,40 +1016,98 @@
       </w:pPr>
       <w:r>
         <w:rPr>
-          <w:rStyle w:val="VerbatimChar"/>
           <w:bCs/>
           <w:b/>
         </w:rPr>
+        <w:t xml:space="preserve">Database roles.</w:t>
+      </w:r>
+      <w:r>
+        <w:t xml:space="preserve"> </w:t>
+      </w:r>
+      <w:r>
+        <w:t xml:space="preserve">The</w:t>
+      </w:r>
+      <w:r>
+        <w:t xml:space="preserve"> </w:t>
+      </w:r>
+      <w:r>
+        <w:rPr>
+          <w:rStyle w:val="VerbatimChar"/>
+        </w:rPr>
         <w:t xml:space="preserve">TRUNCATE</w:t>
+      </w:r>
+      <w:r>
+        <w:t xml:space="preserve"> </w:t>
+      </w:r>
+      <w:r>
+        <w:t xml:space="preserve">path is now blocked by a trigger, but the table owner can still disable triggers. In production the application DB role must</w:t>
+      </w:r>
+      <w:r>
+        <w:t xml:space="preserve"> </w:t>
       </w:r>
       <w:r>
         <w:rPr>
           <w:bCs/>
           <w:b/>
         </w:rPr>
-        <w:t xml:space="preserve"> </w:t>
-      </w:r>
-      <w:r>
-        <w:rPr>
-          <w:bCs/>
-          <w:b/>
-        </w:rPr>
-        <w:t xml:space="preserve">bypasses row-level triggers.</w:t>
-      </w:r>
-      <w:r>
-        <w:t xml:space="preserve"> </w:t>
-      </w:r>
-      <w:r>
-        <w:rPr>
-          <w:rStyle w:val="VerbatimChar"/>
-        </w:rPr>
-        <w:t xml:space="preserve">postgresStore.reset()</w:t>
-      </w:r>
-      <w:r>
-        <w:t xml:space="preserve"> </w:t>
-      </w:r>
-      <w:r>
-        <w:t xml:space="preserve">truncates</w:t>
+        <w:t xml:space="preserve">not</w:t>
+      </w:r>
+      <w:r>
+        <w:t xml:space="preserve"> </w:t>
+      </w:r>
+      <w:r>
+        <w:t xml:space="preserve">own the table and must not hold</w:t>
+      </w:r>
+      <w:r>
+        <w:t xml:space="preserve"> </w:t>
+      </w:r>
+      <w:r>
+        <w:rPr>
+          <w:rStyle w:val="VerbatimChar"/>
+        </w:rPr>
+        <w:t xml:space="preserve">TRUNCATE</w:t>
+      </w:r>
+      <w:r>
+        <w:t xml:space="preserve"> </w:t>
+      </w:r>
+      <w:r>
+        <w:t xml:space="preserve">or</w:t>
+      </w:r>
+      <w:r>
+        <w:t xml:space="preserve"> </w:t>
+      </w:r>
+      <w:r>
+        <w:rPr>
+          <w:rStyle w:val="VerbatimChar"/>
+        </w:rPr>
+        <w:t xml:space="preserve">ALTER</w:t>
+      </w:r>
+      <w:r>
+        <w:t xml:space="preserve">/</w:t>
+      </w:r>
+      <w:r>
+        <w:rPr>
+          <w:rStyle w:val="VerbatimChar"/>
+        </w:rPr>
+        <w:t xml:space="preserve">DISABLE TRIGGER</w:t>
+      </w:r>
+      <w:r>
+        <w:t xml:space="preserve">. Use a separate migration/owner role, and grant the app role</w:t>
+      </w:r>
+      <w:r>
+        <w:t xml:space="preserve"> </w:t>
+      </w:r>
+      <w:r>
+        <w:rPr>
+          <w:rStyle w:val="VerbatimChar"/>
+        </w:rPr>
+        <w:t xml:space="preserve">INSERT, SELECT</w:t>
+      </w:r>
+      <w:r>
+        <w:t xml:space="preserve"> </w:t>
+      </w:r>
+      <w:r>
+        <w:t xml:space="preserve">only on</w:t>
       </w:r>
       <w:r>
         <w:t xml:space="preserve"> </w:t>
@@ -856,88 +1122,6 @@
         <w:t xml:space="preserve"> </w:t>
       </w:r>
       <w:r>
-        <w:t xml:space="preserve">(used by tests). In production the application DB role must</w:t>
-      </w:r>
-      <w:r>
-        <w:t xml:space="preserve"> </w:t>
-      </w:r>
-      <w:r>
-        <w:rPr>
-          <w:bCs/>
-          <w:b/>
-        </w:rPr>
-        <w:t xml:space="preserve">not</w:t>
-      </w:r>
-      <w:r>
-        <w:t xml:space="preserve"> </w:t>
-      </w:r>
-      <w:r>
-        <w:t xml:space="preserve">own the table and must not hold</w:t>
-      </w:r>
-      <w:r>
-        <w:t xml:space="preserve"> </w:t>
-      </w:r>
-      <w:r>
-        <w:rPr>
-          <w:rStyle w:val="VerbatimChar"/>
-        </w:rPr>
-        <w:t xml:space="preserve">TRUNCATE</w:t>
-      </w:r>
-      <w:r>
-        <w:t xml:space="preserve"> </w:t>
-      </w:r>
-      <w:r>
-        <w:t xml:space="preserve">or</w:t>
-      </w:r>
-      <w:r>
-        <w:t xml:space="preserve"> </w:t>
-      </w:r>
-      <w:r>
-        <w:rPr>
-          <w:rStyle w:val="VerbatimChar"/>
-        </w:rPr>
-        <w:t xml:space="preserve">ALTER</w:t>
-      </w:r>
-      <w:r>
-        <w:t xml:space="preserve">/</w:t>
-      </w:r>
-      <w:r>
-        <w:rPr>
-          <w:rStyle w:val="VerbatimChar"/>
-        </w:rPr>
-        <w:t xml:space="preserve">DISABLE TRIGGER</w:t>
-      </w:r>
-      <w:r>
-        <w:t xml:space="preserve">. Use a separate migration/owner role, and grant the app role</w:t>
-      </w:r>
-      <w:r>
-        <w:t xml:space="preserve"> </w:t>
-      </w:r>
-      <w:r>
-        <w:rPr>
-          <w:rStyle w:val="VerbatimChar"/>
-        </w:rPr>
-        <w:t xml:space="preserve">INSERT, SELECT</w:t>
-      </w:r>
-      <w:r>
-        <w:t xml:space="preserve"> </w:t>
-      </w:r>
-      <w:r>
-        <w:t xml:space="preserve">only on</w:t>
-      </w:r>
-      <w:r>
-        <w:t xml:space="preserve"> </w:t>
-      </w:r>
-      <w:r>
-        <w:rPr>
-          <w:rStyle w:val="VerbatimChar"/>
-        </w:rPr>
-        <w:t xml:space="preserve">audit_log</w:t>
-      </w:r>
-      <w:r>
-        <w:t xml:space="preserve"> </w:t>
-      </w:r>
-      <w:r>
         <w:t xml:space="preserve">(and</w:t>
       </w:r>
       <w:r>
@@ -953,22 +1137,7 @@
         <w:t xml:space="preserve"> </w:t>
       </w:r>
       <w:r>
-        <w:t xml:space="preserve">on its sequence). Add a statement-level</w:t>
-      </w:r>
-      <w:r>
-        <w:t xml:space="preserve"> </w:t>
-      </w:r>
-      <w:r>
-        <w:rPr>
-          <w:rStyle w:val="VerbatimChar"/>
-        </w:rPr>
-        <w:t xml:space="preserve">BEFORE TRUNCATE</w:t>
-      </w:r>
-      <w:r>
-        <w:t xml:space="preserve"> </w:t>
-      </w:r>
-      <w:r>
-        <w:t xml:space="preserve">trigger.</w:t>
+        <w:t xml:space="preserve">on its sequence).</w:t>
       </w:r>
     </w:p>
     <w:p>
@@ -1247,7 +1416,7 @@
     </w:pPr>
     <w:r>
       <w:rPr>
-        <w:rFonts w:ascii="Arial" w:hAnsi="Arial"/>
+        <w:rFonts w:ascii="Calibri" w:hAnsi="Calibri"/>
         <w:sz w:val="16"/>
       </w:rPr>
       <w:t xml:space="preserve">Prepared by iorta TechNXT · Confidential · Page </w:t>
@@ -1292,7 +1461,7 @@
     </w:pPr>
     <w:r>
       <w:rPr>
-        <w:rFonts w:ascii="Arial" w:hAnsi="Arial"/>
+        <w:rFonts w:ascii="Calibri" w:hAnsi="Calibri"/>
         <w:color w:val="213368"/>
         <w:sz w:val="16"/>
       </w:rPr>
@@ -1620,9 +1789,9 @@
     <w:name w:val="Normal"/>
     <w:qFormat/>
     <w:rPr>
-      <w:rFonts w:ascii="Arial" w:cs="Arial" w:eastAsia="Arial" w:hAnsi="Arial"/>
+      <w:rFonts w:ascii="Calibri" w:cs="Calibri" w:eastAsia="Calibri" w:hAnsi="Calibri"/>
       <w:color w:val="121A33"/>
-      <w:sz w:val="21"/>
+      <w:sz w:val="22"/>
     </w:rPr>
   </w:style>
   <w:style w:styleId="BodyText" w:type="paragraph">
@@ -1634,9 +1803,9 @@
     </w:pPr>
     <w:qFormat/>
     <w:rPr>
-      <w:rFonts w:ascii="Arial" w:cs="Arial" w:eastAsia="Arial" w:hAnsi="Arial"/>
+      <w:rFonts w:ascii="Calibri" w:cs="Calibri" w:eastAsia="Calibri" w:hAnsi="Calibri"/>
       <w:color w:val="121A33"/>
-      <w:sz w:val="21"/>
+      <w:sz w:val="22"/>
     </w:rPr>
   </w:style>
   <w:style w:customStyle="1" w:styleId="FirstParagraph" w:type="paragraph">
@@ -1645,9 +1814,9 @@
     <w:next w:val="BodyText"/>
     <w:qFormat/>
     <w:rPr>
-      <w:rFonts w:ascii="Arial" w:cs="Arial" w:eastAsia="Arial" w:hAnsi="Arial"/>
+      <w:rFonts w:ascii="Calibri" w:cs="Calibri" w:eastAsia="Calibri" w:hAnsi="Calibri"/>
       <w:color w:val="121A33"/>
-      <w:sz w:val="21"/>
+      <w:sz w:val="22"/>
     </w:rPr>
   </w:style>
   <w:style w:customStyle="1" w:styleId="Compact" w:type="paragraph">
@@ -1658,9 +1827,9 @@
       <w:spacing w:after="36" w:before="36"/>
     </w:pPr>
     <w:rPr>
-      <w:rFonts w:ascii="Arial" w:cs="Arial" w:eastAsia="Arial" w:hAnsi="Arial"/>
+      <w:rFonts w:ascii="Calibri" w:cs="Calibri" w:eastAsia="Calibri" w:hAnsi="Calibri"/>
       <w:color w:val="121A33"/>
-      <w:sz w:val="21"/>
+      <w:sz w:val="22"/>
     </w:rPr>
   </w:style>
   <w:style w:styleId="Title" w:type="paragraph">
@@ -1675,11 +1844,11 @@
       <w:jc w:val="center"/>
     </w:pPr>
     <w:rPr>
-      <w:rFonts w:ascii="Arial" w:asciiTheme="majorHAnsi" w:cs="Arial" w:cstheme="majorBidi" w:eastAsia="Arial" w:eastAsiaTheme="majorEastAsia" w:hAnsi="Arial" w:hAnsiTheme="majorHAnsi"/>
+      <w:rFonts w:ascii="Calibri" w:asciiTheme="majorHAnsi" w:cs="Calibri" w:cstheme="majorBidi" w:eastAsia="Calibri" w:eastAsiaTheme="majorEastAsia" w:hAnsi="Calibri" w:hAnsiTheme="majorHAnsi"/>
       <w:b/>
       <w:bCs/>
       <w:color w:val="213368"/>
-      <w:sz w:val="48"/>
+      <w:sz w:val="52"/>
       <w:szCs w:val="36"/>
     </w:rPr>
   </w:style>
@@ -1695,7 +1864,7 @@
       <w:jc w:val="center"/>
     </w:pPr>
     <w:rPr>
-      <w:rFonts w:ascii="Arial" w:cs="Arial" w:eastAsia="Arial" w:hAnsi="Arial"/>
+      <w:rFonts w:ascii="Calibri" w:cs="Calibri" w:eastAsia="Calibri" w:hAnsi="Calibri"/>
       <w:b w:val="0"/>
       <w:color w:val="0B6B66"/>
       <w:sz w:val="26"/>
@@ -1964,9 +2133,9 @@
       <w:ind w:firstLine="0" w:left="480" w:right="480"/>
     </w:pPr>
     <w:rPr>
-      <w:rFonts w:ascii="Arial" w:cs="Arial" w:eastAsia="Arial" w:hAnsi="Arial"/>
+      <w:rFonts w:ascii="Calibri" w:cs="Calibri" w:eastAsia="Calibri" w:hAnsi="Calibri"/>
       <w:color w:val="121A33"/>
-      <w:sz w:val="21"/>
+      <w:sz w:val="22"/>
     </w:rPr>
   </w:style>
   <w:style w:styleId="FootnoteText" w:type="paragraph">
@@ -1989,7 +2158,7 @@
     <w:unhideWhenUsed/>
     <w:qFormat/>
     <w:rPr>
-      <w:rFonts w:ascii="Arial" w:cs="Arial" w:eastAsia="Arial" w:hAnsi="Arial"/>
+      <w:rFonts w:ascii="Calibri" w:cs="Calibri" w:eastAsia="Calibri" w:hAnsi="Calibri"/>
       <w:sz w:val="18"/>
     </w:rPr>
     <w:tblPr>
@@ -2085,7 +2254,8 @@
     <w:basedOn w:val="BodyTextChar"/>
     <w:rPr>
       <w:rFonts w:ascii="Consolas" w:cs="Consolas" w:eastAsia="Consolas" w:hAnsi="Consolas"/>
-      <w:sz w:val="17"/>
+      <w:color w:val="2A3A6E"/>
+      <w:sz w:val="18"/>
     </w:rPr>
   </w:style>
   <w:style w:customStyle="1" w:styleId="SectionNumber" w:type="character">
